--- a/docs/04_deployment_plan.docx
+++ b/docs/04_deployment_plan.docx
@@ -29,7 +29,7 @@
           <w:sz w:val="56"/>
           <w:szCs w:val="56"/>
         </w:rPr>
-        <w:t xml:space="preserve">The Joy of System Design</w:t>
+        <w:t xml:space="preserve">Stackdify</w:t>
       </w:r>
     </w:p>
     <w:p>
@@ -8373,7 +8373,7 @@
         <w:sz w:val="20"/>
         <w:szCs w:val="20"/>
       </w:rPr>
-      <w:t xml:space="preserve">The Joy of System Design — </w:t>
+      <w:t xml:space="preserve">Stackdify — </w:t>
     </w:r>
     <w:r>
       <w:rPr>
